--- a/fåglar/A 9807-2026 prioriterade fågelarter.docx
+++ b/fåglar/A 9807-2026 prioriterade fågelarter.docx
@@ -519,7 +519,7 @@
     <w:p/>
     <w:p>
       <w:r>
-        <w:t>2026-02-21</w:t>
+        <w:t>2026-02-22</w:t>
       </w:r>
       <w:r>
         <w:t xml:space="preserve"> </w:t>

--- a/fåglar/A 9807-2026 prioriterade fågelarter.docx
+++ b/fåglar/A 9807-2026 prioriterade fågelarter.docx
@@ -519,7 +519,7 @@
     <w:p/>
     <w:p>
       <w:r>
-        <w:t>2026-02-22</w:t>
+        <w:t>2026-02-23</w:t>
       </w:r>
       <w:r>
         <w:t xml:space="preserve"> </w:t>

--- a/fåglar/A 9807-2026 prioriterade fågelarter.docx
+++ b/fåglar/A 9807-2026 prioriterade fågelarter.docx
@@ -519,7 +519,7 @@
     <w:p/>
     <w:p>
       <w:r>
-        <w:t>2026-02-23</w:t>
+        <w:t>2026-02-24</w:t>
       </w:r>
       <w:r>
         <w:t xml:space="preserve"> </w:t>

--- a/fåglar/A 9807-2026 prioriterade fågelarter.docx
+++ b/fåglar/A 9807-2026 prioriterade fågelarter.docx
@@ -519,7 +519,7 @@
     <w:p/>
     <w:p>
       <w:r>
-        <w:t>2026-02-24</w:t>
+        <w:t>2026-02-25</w:t>
       </w:r>
       <w:r>
         <w:t xml:space="preserve"> </w:t>

--- a/fåglar/A 9807-2026 prioriterade fågelarter.docx
+++ b/fåglar/A 9807-2026 prioriterade fågelarter.docx
@@ -519,7 +519,7 @@
     <w:p/>
     <w:p>
       <w:r>
-        <w:t>2026-02-25</w:t>
+        <w:t>2026-02-26</w:t>
       </w:r>
       <w:r>
         <w:t xml:space="preserve"> </w:t>

--- a/fåglar/A 9807-2026 prioriterade fågelarter.docx
+++ b/fåglar/A 9807-2026 prioriterade fågelarter.docx
@@ -519,7 +519,7 @@
     <w:p/>
     <w:p>
       <w:r>
-        <w:t>2026-02-26</w:t>
+        <w:t>2026-02-28</w:t>
       </w:r>
       <w:r>
         <w:t xml:space="preserve"> </w:t>

--- a/fåglar/A 9807-2026 prioriterade fågelarter.docx
+++ b/fåglar/A 9807-2026 prioriterade fågelarter.docx
@@ -519,7 +519,7 @@
     <w:p/>
     <w:p>
       <w:r>
-        <w:t>2026-02-28</w:t>
+        <w:t>2026-03-01</w:t>
       </w:r>
       <w:r>
         <w:t xml:space="preserve"> </w:t>

--- a/fåglar/A 9807-2026 prioriterade fågelarter.docx
+++ b/fåglar/A 9807-2026 prioriterade fågelarter.docx
@@ -519,7 +519,7 @@
     <w:p/>
     <w:p>
       <w:r>
-        <w:t>2026-03-01</w:t>
+        <w:t>2026-03-02</w:t>
       </w:r>
       <w:r>
         <w:t xml:space="preserve"> </w:t>

--- a/fåglar/A 9807-2026 prioriterade fågelarter.docx
+++ b/fåglar/A 9807-2026 prioriterade fågelarter.docx
@@ -519,7 +519,7 @@
     <w:p/>
     <w:p>
       <w:r>
-        <w:t>2026-03-02</w:t>
+        <w:t>2026-03-03</w:t>
       </w:r>
       <w:r>
         <w:t xml:space="preserve"> </w:t>

--- a/fåglar/A 9807-2026 prioriterade fågelarter.docx
+++ b/fåglar/A 9807-2026 prioriterade fågelarter.docx
@@ -519,7 +519,7 @@
     <w:p/>
     <w:p>
       <w:r>
-        <w:t>2026-03-03</w:t>
+        <w:t>2026-03-04</w:t>
       </w:r>
       <w:r>
         <w:t xml:space="preserve"> </w:t>

--- a/fåglar/A 9807-2026 prioriterade fågelarter.docx
+++ b/fåglar/A 9807-2026 prioriterade fågelarter.docx
@@ -519,7 +519,7 @@
     <w:p/>
     <w:p>
       <w:r>
-        <w:t>2026-03-04</w:t>
+        <w:t>2026-03-05</w:t>
       </w:r>
       <w:r>
         <w:t xml:space="preserve"> </w:t>

--- a/fåglar/A 9807-2026 prioriterade fågelarter.docx
+++ b/fåglar/A 9807-2026 prioriterade fågelarter.docx
@@ -519,7 +519,7 @@
     <w:p/>
     <w:p>
       <w:r>
-        <w:t>2026-03-05</w:t>
+        <w:t>2026-03-06</w:t>
       </w:r>
       <w:r>
         <w:t xml:space="preserve"> </w:t>

--- a/fåglar/A 9807-2026 prioriterade fågelarter.docx
+++ b/fåglar/A 9807-2026 prioriterade fågelarter.docx
@@ -519,7 +519,7 @@
     <w:p/>
     <w:p>
       <w:r>
-        <w:t>2026-03-06</w:t>
+        <w:t>2026-03-07</w:t>
       </w:r>
       <w:r>
         <w:t xml:space="preserve"> </w:t>

--- a/fåglar/A 9807-2026 prioriterade fågelarter.docx
+++ b/fåglar/A 9807-2026 prioriterade fågelarter.docx
@@ -519,7 +519,7 @@
     <w:p/>
     <w:p>
       <w:r>
-        <w:t>2026-03-07</w:t>
+        <w:t>2026-03-08</w:t>
       </w:r>
       <w:r>
         <w:t xml:space="preserve"> </w:t>

--- a/fåglar/A 9807-2026 prioriterade fågelarter.docx
+++ b/fåglar/A 9807-2026 prioriterade fågelarter.docx
@@ -519,7 +519,7 @@
     <w:p/>
     <w:p>
       <w:r>
-        <w:t>2026-03-08</w:t>
+        <w:t>2026-03-09</w:t>
       </w:r>
       <w:r>
         <w:t xml:space="preserve"> </w:t>

--- a/fåglar/A 9807-2026 prioriterade fågelarter.docx
+++ b/fåglar/A 9807-2026 prioriterade fågelarter.docx
@@ -519,7 +519,7 @@
     <w:p/>
     <w:p>
       <w:r>
-        <w:t>2026-03-09</w:t>
+        <w:t>2026-03-10</w:t>
       </w:r>
       <w:r>
         <w:t xml:space="preserve"> </w:t>

--- a/fåglar/A 9807-2026 prioriterade fågelarter.docx
+++ b/fåglar/A 9807-2026 prioriterade fågelarter.docx
@@ -519,7 +519,7 @@
     <w:p/>
     <w:p>
       <w:r>
-        <w:t>2026-03-10</w:t>
+        <w:t>2026-03-11</w:t>
       </w:r>
       <w:r>
         <w:t xml:space="preserve"> </w:t>

--- a/fåglar/A 9807-2026 prioriterade fågelarter.docx
+++ b/fåglar/A 9807-2026 prioriterade fågelarter.docx
@@ -519,7 +519,7 @@
     <w:p/>
     <w:p>
       <w:r>
-        <w:t>2026-03-11</w:t>
+        <w:t>2026-03-12</w:t>
       </w:r>
       <w:r>
         <w:t xml:space="preserve"> </w:t>

--- a/fåglar/A 9807-2026 prioriterade fågelarter.docx
+++ b/fåglar/A 9807-2026 prioriterade fågelarter.docx
@@ -519,7 +519,7 @@
     <w:p/>
     <w:p>
       <w:r>
-        <w:t>2026-03-12</w:t>
+        <w:t>2026-03-13</w:t>
       </w:r>
       <w:r>
         <w:t xml:space="preserve"> </w:t>

--- a/fåglar/A 9807-2026 prioriterade fågelarter.docx
+++ b/fåglar/A 9807-2026 prioriterade fågelarter.docx
@@ -519,7 +519,7 @@
     <w:p/>
     <w:p>
       <w:r>
-        <w:t>2026-03-13</w:t>
+        <w:t>2026-03-16</w:t>
       </w:r>
       <w:r>
         <w:t xml:space="preserve"> </w:t>

--- a/fåglar/A 9807-2026 prioriterade fågelarter.docx
+++ b/fåglar/A 9807-2026 prioriterade fågelarter.docx
@@ -519,7 +519,7 @@
     <w:p/>
     <w:p>
       <w:r>
-        <w:t>2026-03-16</w:t>
+        <w:t>2026-03-17</w:t>
       </w:r>
       <w:r>
         <w:t xml:space="preserve"> </w:t>

--- a/fåglar/A 9807-2026 prioriterade fågelarter.docx
+++ b/fåglar/A 9807-2026 prioriterade fågelarter.docx
@@ -519,7 +519,7 @@
     <w:p/>
     <w:p>
       <w:r>
-        <w:t>2026-03-17</w:t>
+        <w:t>2026-03-18</w:t>
       </w:r>
       <w:r>
         <w:t xml:space="preserve"> </w:t>

--- a/fåglar/A 9807-2026 prioriterade fågelarter.docx
+++ b/fåglar/A 9807-2026 prioriterade fågelarter.docx
@@ -519,7 +519,7 @@
     <w:p/>
     <w:p>
       <w:r>
-        <w:t>2026-03-18</w:t>
+        <w:t>2026-03-19</w:t>
       </w:r>
       <w:r>
         <w:t xml:space="preserve"> </w:t>

--- a/fåglar/A 9807-2026 prioriterade fågelarter.docx
+++ b/fåglar/A 9807-2026 prioriterade fågelarter.docx
@@ -519,7 +519,7 @@
     <w:p/>
     <w:p>
       <w:r>
-        <w:t>2026-03-19</w:t>
+        <w:t>2026-03-20</w:t>
       </w:r>
       <w:r>
         <w:t xml:space="preserve"> </w:t>

--- a/fåglar/A 9807-2026 prioriterade fågelarter.docx
+++ b/fåglar/A 9807-2026 prioriterade fågelarter.docx
@@ -519,7 +519,7 @@
     <w:p/>
     <w:p>
       <w:r>
-        <w:t>2026-03-20</w:t>
+        <w:t>2026-03-21</w:t>
       </w:r>
       <w:r>
         <w:t xml:space="preserve"> </w:t>

--- a/fåglar/A 9807-2026 prioriterade fågelarter.docx
+++ b/fåglar/A 9807-2026 prioriterade fågelarter.docx
@@ -519,7 +519,7 @@
     <w:p/>
     <w:p>
       <w:r>
-        <w:t>2026-03-21</w:t>
+        <w:t>2026-03-22</w:t>
       </w:r>
       <w:r>
         <w:t xml:space="preserve"> </w:t>

--- a/fåglar/A 9807-2026 prioriterade fågelarter.docx
+++ b/fåglar/A 9807-2026 prioriterade fågelarter.docx
@@ -519,7 +519,7 @@
     <w:p/>
     <w:p>
       <w:r>
-        <w:t>2026-03-22</w:t>
+        <w:t>2026-03-23</w:t>
       </w:r>
       <w:r>
         <w:t xml:space="preserve"> </w:t>

--- a/fåglar/A 9807-2026 prioriterade fågelarter.docx
+++ b/fåglar/A 9807-2026 prioriterade fågelarter.docx
@@ -519,7 +519,7 @@
     <w:p/>
     <w:p>
       <w:r>
-        <w:t>2026-03-23</w:t>
+        <w:t>2026-03-24</w:t>
       </w:r>
       <w:r>
         <w:t xml:space="preserve"> </w:t>

--- a/fåglar/A 9807-2026 prioriterade fågelarter.docx
+++ b/fåglar/A 9807-2026 prioriterade fågelarter.docx
@@ -519,7 +519,7 @@
     <w:p/>
     <w:p>
       <w:r>
-        <w:t>2026-03-24</w:t>
+        <w:t>2026-03-25</w:t>
       </w:r>
       <w:r>
         <w:t xml:space="preserve"> </w:t>

--- a/fåglar/A 9807-2026 prioriterade fågelarter.docx
+++ b/fåglar/A 9807-2026 prioriterade fågelarter.docx
@@ -519,7 +519,7 @@
     <w:p/>
     <w:p>
       <w:r>
-        <w:t>2026-03-25</w:t>
+        <w:t>2026-03-26</w:t>
       </w:r>
       <w:r>
         <w:t xml:space="preserve"> </w:t>

--- a/fåglar/A 9807-2026 prioriterade fågelarter.docx
+++ b/fåglar/A 9807-2026 prioriterade fågelarter.docx
@@ -519,7 +519,7 @@
     <w:p/>
     <w:p>
       <w:r>
-        <w:t>2026-03-26</w:t>
+        <w:t>2026-03-27</w:t>
       </w:r>
       <w:r>
         <w:t xml:space="preserve"> </w:t>

--- a/fåglar/A 9807-2026 prioriterade fågelarter.docx
+++ b/fåglar/A 9807-2026 prioriterade fågelarter.docx
@@ -519,7 +519,7 @@
     <w:p/>
     <w:p>
       <w:r>
-        <w:t>2026-03-27</w:t>
+        <w:t>2026-03-28</w:t>
       </w:r>
       <w:r>
         <w:t xml:space="preserve"> </w:t>

--- a/fåglar/A 9807-2026 prioriterade fågelarter.docx
+++ b/fåglar/A 9807-2026 prioriterade fågelarter.docx
@@ -519,7 +519,7 @@
     <w:p/>
     <w:p>
       <w:r>
-        <w:t>2026-03-28</w:t>
+        <w:t>2026-03-29</w:t>
       </w:r>
       <w:r>
         <w:t xml:space="preserve"> </w:t>

--- a/fåglar/A 9807-2026 prioriterade fågelarter.docx
+++ b/fåglar/A 9807-2026 prioriterade fågelarter.docx
@@ -519,7 +519,7 @@
     <w:p/>
     <w:p>
       <w:r>
-        <w:t>2026-03-29</w:t>
+        <w:t>2026-03-30</w:t>
       </w:r>
       <w:r>
         <w:t xml:space="preserve"> </w:t>

--- a/fåglar/A 9807-2026 prioriterade fågelarter.docx
+++ b/fåglar/A 9807-2026 prioriterade fågelarter.docx
@@ -519,7 +519,7 @@
     <w:p/>
     <w:p>
       <w:r>
-        <w:t>2026-03-30</w:t>
+        <w:t>2026-03-31</w:t>
       </w:r>
       <w:r>
         <w:t xml:space="preserve"> </w:t>

--- a/fåglar/A 9807-2026 prioriterade fågelarter.docx
+++ b/fåglar/A 9807-2026 prioriterade fågelarter.docx
@@ -519,7 +519,7 @@
     <w:p/>
     <w:p>
       <w:r>
-        <w:t>2026-03-31</w:t>
+        <w:t>2026-04-01</w:t>
       </w:r>
       <w:r>
         <w:t xml:space="preserve"> </w:t>

--- a/fåglar/A 9807-2026 prioriterade fågelarter.docx
+++ b/fåglar/A 9807-2026 prioriterade fågelarter.docx
@@ -519,7 +519,7 @@
     <w:p/>
     <w:p>
       <w:r>
-        <w:t>2026-04-01</w:t>
+        <w:t>2026-04-02</w:t>
       </w:r>
       <w:r>
         <w:t xml:space="preserve"> </w:t>

--- a/fåglar/A 9807-2026 prioriterade fågelarter.docx
+++ b/fåglar/A 9807-2026 prioriterade fågelarter.docx
@@ -519,7 +519,7 @@
     <w:p/>
     <w:p>
       <w:r>
-        <w:t>2026-04-02</w:t>
+        <w:t>2026-04-03</w:t>
       </w:r>
       <w:r>
         <w:t xml:space="preserve"> </w:t>

--- a/fåglar/A 9807-2026 prioriterade fågelarter.docx
+++ b/fåglar/A 9807-2026 prioriterade fågelarter.docx
@@ -519,7 +519,7 @@
     <w:p/>
     <w:p>
       <w:r>
-        <w:t>2026-04-03</w:t>
+        <w:t>2026-04-04</w:t>
       </w:r>
       <w:r>
         <w:t xml:space="preserve"> </w:t>

--- a/fåglar/A 9807-2026 prioriterade fågelarter.docx
+++ b/fåglar/A 9807-2026 prioriterade fågelarter.docx
@@ -519,7 +519,7 @@
     <w:p/>
     <w:p>
       <w:r>
-        <w:t>2026-04-04</w:t>
+        <w:t>2026-04-05</w:t>
       </w:r>
       <w:r>
         <w:t xml:space="preserve"> </w:t>

--- a/fåglar/A 9807-2026 prioriterade fågelarter.docx
+++ b/fåglar/A 9807-2026 prioriterade fågelarter.docx
@@ -519,7 +519,7 @@
     <w:p/>
     <w:p>
       <w:r>
-        <w:t>2026-04-14</w:t>
+        <w:t>2026-04-15</w:t>
       </w:r>
       <w:r>
         <w:t xml:space="preserve"> </w:t>

--- a/fåglar/A 9807-2026 prioriterade fågelarter.docx
+++ b/fåglar/A 9807-2026 prioriterade fågelarter.docx
@@ -519,7 +519,7 @@
     <w:p/>
     <w:p>
       <w:r>
-        <w:t>2026-04-15</w:t>
+        <w:t>2026-04-16</w:t>
       </w:r>
       <w:r>
         <w:t xml:space="preserve"> </w:t>

--- a/fåglar/A 9807-2026 prioriterade fågelarter.docx
+++ b/fåglar/A 9807-2026 prioriterade fågelarter.docx
@@ -519,7 +519,7 @@
     <w:p/>
     <w:p>
       <w:r>
-        <w:t>2026-04-16</w:t>
+        <w:t>2026-04-17</w:t>
       </w:r>
       <w:r>
         <w:t xml:space="preserve"> </w:t>

--- a/fåglar/A 9807-2026 prioriterade fågelarter.docx
+++ b/fåglar/A 9807-2026 prioriterade fågelarter.docx
@@ -519,7 +519,7 @@
     <w:p/>
     <w:p>
       <w:r>
-        <w:t>2026-04-17</w:t>
+        <w:t>2026-04-18</w:t>
       </w:r>
       <w:r>
         <w:t xml:space="preserve"> </w:t>

--- a/fåglar/A 9807-2026 prioriterade fågelarter.docx
+++ b/fåglar/A 9807-2026 prioriterade fågelarter.docx
@@ -519,7 +519,7 @@
     <w:p/>
     <w:p>
       <w:r>
-        <w:t>2026-04-18</w:t>
+        <w:t>2026-04-19</w:t>
       </w:r>
       <w:r>
         <w:t xml:space="preserve"> </w:t>

--- a/fåglar/A 9807-2026 prioriterade fågelarter.docx
+++ b/fåglar/A 9807-2026 prioriterade fågelarter.docx
@@ -519,7 +519,7 @@
     <w:p/>
     <w:p>
       <w:r>
-        <w:t>2026-04-19</w:t>
+        <w:t>2026-04-20</w:t>
       </w:r>
       <w:r>
         <w:t xml:space="preserve"> </w:t>

--- a/fåglar/A 9807-2026 prioriterade fågelarter.docx
+++ b/fåglar/A 9807-2026 prioriterade fågelarter.docx
@@ -519,7 +519,7 @@
     <w:p/>
     <w:p>
       <w:r>
-        <w:t>2026-04-20</w:t>
+        <w:t>2026-04-21</w:t>
       </w:r>
       <w:r>
         <w:t xml:space="preserve"> </w:t>

--- a/fåglar/A 9807-2026 prioriterade fågelarter.docx
+++ b/fåglar/A 9807-2026 prioriterade fågelarter.docx
@@ -519,7 +519,7 @@
     <w:p/>
     <w:p>
       <w:r>
-        <w:t>2026-04-21</w:t>
+        <w:t>2026-04-22</w:t>
       </w:r>
       <w:r>
         <w:t xml:space="preserve"> </w:t>

--- a/fåglar/A 9807-2026 prioriterade fågelarter.docx
+++ b/fåglar/A 9807-2026 prioriterade fågelarter.docx
@@ -519,7 +519,7 @@
     <w:p/>
     <w:p>
       <w:r>
-        <w:t>2026-04-22</w:t>
+        <w:t>2026-04-23</w:t>
       </w:r>
       <w:r>
         <w:t xml:space="preserve"> </w:t>

--- a/fåglar/A 9807-2026 prioriterade fågelarter.docx
+++ b/fåglar/A 9807-2026 prioriterade fågelarter.docx
@@ -519,7 +519,7 @@
     <w:p/>
     <w:p>
       <w:r>
-        <w:t>2026-04-23</w:t>
+        <w:t>2026-04-24</w:t>
       </w:r>
       <w:r>
         <w:t xml:space="preserve"> </w:t>

--- a/fåglar/A 9807-2026 prioriterade fågelarter.docx
+++ b/fåglar/A 9807-2026 prioriterade fågelarter.docx
@@ -519,7 +519,7 @@
     <w:p/>
     <w:p>
       <w:r>
-        <w:t>2026-04-24</w:t>
+        <w:t>2026-04-25</w:t>
       </w:r>
       <w:r>
         <w:t xml:space="preserve"> </w:t>

--- a/fåglar/A 9807-2026 prioriterade fågelarter.docx
+++ b/fåglar/A 9807-2026 prioriterade fågelarter.docx
@@ -519,7 +519,7 @@
     <w:p/>
     <w:p>
       <w:r>
-        <w:t>2026-04-25</w:t>
+        <w:t>2026-04-26</w:t>
       </w:r>
       <w:r>
         <w:t xml:space="preserve"> </w:t>

--- a/fåglar/A 9807-2026 prioriterade fågelarter.docx
+++ b/fåglar/A 9807-2026 prioriterade fågelarter.docx
@@ -519,7 +519,7 @@
     <w:p/>
     <w:p>
       <w:r>
-        <w:t>2026-04-26</w:t>
+        <w:t>2026-04-27</w:t>
       </w:r>
       <w:r>
         <w:t xml:space="preserve"> </w:t>

--- a/fåglar/A 9807-2026 prioriterade fågelarter.docx
+++ b/fåglar/A 9807-2026 prioriterade fågelarter.docx
@@ -519,7 +519,7 @@
     <w:p/>
     <w:p>
       <w:r>
-        <w:t>2026-04-27</w:t>
+        <w:t>2026-04-28</w:t>
       </w:r>
       <w:r>
         <w:t xml:space="preserve"> </w:t>

--- a/fåglar/A 9807-2026 prioriterade fågelarter.docx
+++ b/fåglar/A 9807-2026 prioriterade fågelarter.docx
@@ -519,7 +519,7 @@
     <w:p/>
     <w:p>
       <w:r>
-        <w:t>2026-04-28</w:t>
+        <w:t>2026-04-29</w:t>
       </w:r>
       <w:r>
         <w:t xml:space="preserve"> </w:t>

--- a/fåglar/A 9807-2026 prioriterade fågelarter.docx
+++ b/fåglar/A 9807-2026 prioriterade fågelarter.docx
@@ -519,7 +519,7 @@
     <w:p/>
     <w:p>
       <w:r>
-        <w:t>2026-04-29</w:t>
+        <w:t>2026-04-30</w:t>
       </w:r>
       <w:r>
         <w:t xml:space="preserve"> </w:t>

--- a/fåglar/A 9807-2026 prioriterade fågelarter.docx
+++ b/fåglar/A 9807-2026 prioriterade fågelarter.docx
@@ -519,7 +519,7 @@
     <w:p/>
     <w:p>
       <w:r>
-        <w:t>2026-04-30</w:t>
+        <w:t>2026-05-01</w:t>
       </w:r>
       <w:r>
         <w:t xml:space="preserve"> </w:t>

--- a/fåglar/A 9807-2026 prioriterade fågelarter.docx
+++ b/fåglar/A 9807-2026 prioriterade fågelarter.docx
@@ -519,7 +519,7 @@
     <w:p/>
     <w:p>
       <w:r>
-        <w:t>2026-05-01</w:t>
+        <w:t>2026-05-02</w:t>
       </w:r>
       <w:r>
         <w:t xml:space="preserve"> </w:t>

--- a/fåglar/A 9807-2026 prioriterade fågelarter.docx
+++ b/fåglar/A 9807-2026 prioriterade fågelarter.docx
@@ -519,7 +519,7 @@
     <w:p/>
     <w:p>
       <w:r>
-        <w:t>2026-05-02</w:t>
+        <w:t>2026-05-03</w:t>
       </w:r>
       <w:r>
         <w:t xml:space="preserve"> </w:t>

--- a/fåglar/A 9807-2026 prioriterade fågelarter.docx
+++ b/fåglar/A 9807-2026 prioriterade fågelarter.docx
@@ -519,7 +519,7 @@
     <w:p/>
     <w:p>
       <w:r>
-        <w:t>2026-05-03</w:t>
+        <w:t>2026-05-04</w:t>
       </w:r>
       <w:r>
         <w:t xml:space="preserve"> </w:t>

--- a/fåglar/A 9807-2026 prioriterade fågelarter.docx
+++ b/fåglar/A 9807-2026 prioriterade fågelarter.docx
@@ -519,7 +519,7 @@
     <w:p/>
     <w:p>
       <w:r>
-        <w:t>2026-05-16</w:t>
+        <w:t>2026-05-17</w:t>
       </w:r>
       <w:r>
         <w:t xml:space="preserve"> </w:t>

--- a/fåglar/A 9807-2026 prioriterade fågelarter.docx
+++ b/fåglar/A 9807-2026 prioriterade fågelarter.docx
@@ -519,7 +519,7 @@
     <w:p/>
     <w:p>
       <w:r>
-        <w:t>2026-05-17</w:t>
+        <w:t>2026-05-18</w:t>
       </w:r>
       <w:r>
         <w:t xml:space="preserve"> </w:t>

--- a/fåglar/A 9807-2026 prioriterade fågelarter.docx
+++ b/fåglar/A 9807-2026 prioriterade fågelarter.docx
@@ -519,7 +519,7 @@
     <w:p/>
     <w:p>
       <w:r>
-        <w:t>2026-05-18</w:t>
+        <w:t>2026-05-19</w:t>
       </w:r>
       <w:r>
         <w:t xml:space="preserve"> </w:t>

--- a/fåglar/A 9807-2026 prioriterade fågelarter.docx
+++ b/fåglar/A 9807-2026 prioriterade fågelarter.docx
@@ -519,7 +519,7 @@
     <w:p/>
     <w:p>
       <w:r>
-        <w:t>2026-05-19</w:t>
+        <w:t>2026-05-20</w:t>
       </w:r>
       <w:r>
         <w:t xml:space="preserve"> </w:t>

--- a/fåglar/A 9807-2026 prioriterade fågelarter.docx
+++ b/fåglar/A 9807-2026 prioriterade fågelarter.docx
@@ -519,7 +519,7 @@
     <w:p/>
     <w:p>
       <w:r>
-        <w:t>2026-05-20</w:t>
+        <w:t>2026-05-21</w:t>
       </w:r>
       <w:r>
         <w:t xml:space="preserve"> </w:t>

--- a/fåglar/A 9807-2026 prioriterade fågelarter.docx
+++ b/fåglar/A 9807-2026 prioriterade fågelarter.docx
@@ -519,7 +519,7 @@
     <w:p/>
     <w:p>
       <w:r>
-        <w:t>2026-05-21</w:t>
+        <w:t>2026-05-22</w:t>
       </w:r>
       <w:r>
         <w:t xml:space="preserve"> </w:t>

--- a/fåglar/A 9807-2026 prioriterade fågelarter.docx
+++ b/fåglar/A 9807-2026 prioriterade fågelarter.docx
@@ -519,7 +519,7 @@
     <w:p/>
     <w:p>
       <w:r>
-        <w:t>2026-05-22</w:t>
+        <w:t>2026-05-23</w:t>
       </w:r>
       <w:r>
         <w:t xml:space="preserve"> </w:t>

--- a/fåglar/A 9807-2026 prioriterade fågelarter.docx
+++ b/fåglar/A 9807-2026 prioriterade fågelarter.docx
@@ -519,7 +519,7 @@
     <w:p/>
     <w:p>
       <w:r>
-        <w:t>2026-05-23</w:t>
+        <w:t>2026-05-24</w:t>
       </w:r>
       <w:r>
         <w:t xml:space="preserve"> </w:t>

--- a/fåglar/A 9807-2026 prioriterade fågelarter.docx
+++ b/fåglar/A 9807-2026 prioriterade fågelarter.docx
@@ -519,7 +519,7 @@
     <w:p/>
     <w:p>
       <w:r>
-        <w:t>2026-05-24</w:t>
+        <w:t>2026-05-25</w:t>
       </w:r>
       <w:r>
         <w:t xml:space="preserve"> </w:t>

--- a/fåglar/A 9807-2026 prioriterade fågelarter.docx
+++ b/fåglar/A 9807-2026 prioriterade fågelarter.docx
@@ -519,7 +519,7 @@
     <w:p/>
     <w:p>
       <w:r>
-        <w:t>2026-05-25</w:t>
+        <w:t>2026-05-26</w:t>
       </w:r>
       <w:r>
         <w:t xml:space="preserve"> </w:t>

--- a/fåglar/A 9807-2026 prioriterade fågelarter.docx
+++ b/fåglar/A 9807-2026 prioriterade fågelarter.docx
@@ -519,7 +519,7 @@
     <w:p/>
     <w:p>
       <w:r>
-        <w:t>2026-05-26</w:t>
+        <w:t>2026-05-27</w:t>
       </w:r>
       <w:r>
         <w:t xml:space="preserve"> </w:t>

--- a/fåglar/A 9807-2026 prioriterade fågelarter.docx
+++ b/fåglar/A 9807-2026 prioriterade fågelarter.docx
@@ -519,7 +519,7 @@
     <w:p/>
     <w:p>
       <w:r>
-        <w:t>2026-05-27</w:t>
+        <w:t>2026-05-28</w:t>
       </w:r>
       <w:r>
         <w:t xml:space="preserve"> </w:t>

--- a/fåglar/A 9807-2026 prioriterade fågelarter.docx
+++ b/fåglar/A 9807-2026 prioriterade fågelarter.docx
@@ -519,7 +519,7 @@
     <w:p/>
     <w:p>
       <w:r>
-        <w:t>2026-05-28</w:t>
+        <w:t>2026-05-29</w:t>
       </w:r>
       <w:r>
         <w:t xml:space="preserve"> </w:t>

--- a/fåglar/A 9807-2026 prioriterade fågelarter.docx
+++ b/fåglar/A 9807-2026 prioriterade fågelarter.docx
@@ -519,7 +519,7 @@
     <w:p/>
     <w:p>
       <w:r>
-        <w:t>2026-05-29</w:t>
+        <w:t>2026-05-30</w:t>
       </w:r>
       <w:r>
         <w:t xml:space="preserve"> </w:t>

--- a/fåglar/A 9807-2026 prioriterade fågelarter.docx
+++ b/fåglar/A 9807-2026 prioriterade fågelarter.docx
@@ -519,7 +519,7 @@
     <w:p/>
     <w:p>
       <w:r>
-        <w:t>2026-05-30</w:t>
+        <w:t>2026-05-31</w:t>
       </w:r>
       <w:r>
         <w:t xml:space="preserve"> </w:t>

--- a/fåglar/A 9807-2026 prioriterade fågelarter.docx
+++ b/fåglar/A 9807-2026 prioriterade fågelarter.docx
@@ -519,7 +519,7 @@
     <w:p/>
     <w:p>
       <w:r>
-        <w:t>2026-05-31</w:t>
+        <w:t>2026-06-01</w:t>
       </w:r>
       <w:r>
         <w:t xml:space="preserve"> </w:t>

--- a/fåglar/A 9807-2026 prioriterade fågelarter.docx
+++ b/fåglar/A 9807-2026 prioriterade fågelarter.docx
@@ -519,7 +519,7 @@
     <w:p/>
     <w:p>
       <w:r>
-        <w:t>2026-06-01</w:t>
+        <w:t>2026-06-02</w:t>
       </w:r>
       <w:r>
         <w:t xml:space="preserve"> </w:t>

--- a/fåglar/A 9807-2026 prioriterade fågelarter.docx
+++ b/fåglar/A 9807-2026 prioriterade fågelarter.docx
@@ -519,7 +519,7 @@
     <w:p/>
     <w:p>
       <w:r>
-        <w:t>2026-06-02</w:t>
+        <w:t>2026-06-03</w:t>
       </w:r>
       <w:r>
         <w:t xml:space="preserve"> </w:t>

--- a/fåglar/A 9807-2026 prioriterade fågelarter.docx
+++ b/fåglar/A 9807-2026 prioriterade fågelarter.docx
@@ -519,7 +519,7 @@
     <w:p/>
     <w:p>
       <w:r>
-        <w:t>2026-06-03</w:t>
+        <w:t>2026-06-04</w:t>
       </w:r>
       <w:r>
         <w:t xml:space="preserve"> </w:t>

--- a/fåglar/A 9807-2026 prioriterade fågelarter.docx
+++ b/fåglar/A 9807-2026 prioriterade fågelarter.docx
@@ -519,7 +519,7 @@
     <w:p/>
     <w:p>
       <w:r>
-        <w:t>2026-06-04</w:t>
+        <w:t>2026-06-05</w:t>
       </w:r>
       <w:r>
         <w:t xml:space="preserve"> </w:t>

--- a/fåglar/A 9807-2026 prioriterade fågelarter.docx
+++ b/fåglar/A 9807-2026 prioriterade fågelarter.docx
@@ -519,7 +519,7 @@
     <w:p/>
     <w:p>
       <w:r>
-        <w:t>2026-06-05</w:t>
+        <w:t>2026-06-06</w:t>
       </w:r>
       <w:r>
         <w:t xml:space="preserve"> </w:t>

--- a/fåglar/A 9807-2026 prioriterade fågelarter.docx
+++ b/fåglar/A 9807-2026 prioriterade fågelarter.docx
@@ -519,7 +519,7 @@
     <w:p/>
     <w:p>
       <w:r>
-        <w:t>2026-06-06</w:t>
+        <w:t>2026-06-07</w:t>
       </w:r>
       <w:r>
         <w:t xml:space="preserve"> </w:t>

--- a/fåglar/A 9807-2026 prioriterade fågelarter.docx
+++ b/fåglar/A 9807-2026 prioriterade fågelarter.docx
@@ -519,7 +519,7 @@
     <w:p/>
     <w:p>
       <w:r>
-        <w:t>2026-06-07</w:t>
+        <w:t>2026-06-08</w:t>
       </w:r>
       <w:r>
         <w:t xml:space="preserve"> </w:t>

--- a/fåglar/A 9807-2026 prioriterade fågelarter.docx
+++ b/fåglar/A 9807-2026 prioriterade fågelarter.docx
@@ -519,7 +519,7 @@
     <w:p/>
     <w:p>
       <w:r>
-        <w:t>2026-06-08</w:t>
+        <w:t>2026-06-09</w:t>
       </w:r>
       <w:r>
         <w:t xml:space="preserve"> </w:t>

--- a/fåglar/A 9807-2026 prioriterade fågelarter.docx
+++ b/fåglar/A 9807-2026 prioriterade fågelarter.docx
@@ -519,7 +519,7 @@
     <w:p/>
     <w:p>
       <w:r>
-        <w:t>2026-06-09</w:t>
+        <w:t>2026-06-10</w:t>
       </w:r>
       <w:r>
         <w:t xml:space="preserve"> </w:t>

--- a/fåglar/A 9807-2026 prioriterade fågelarter.docx
+++ b/fåglar/A 9807-2026 prioriterade fågelarter.docx
@@ -519,7 +519,7 @@
     <w:p/>
     <w:p>
       <w:r>
-        <w:t>2026-06-10</w:t>
+        <w:t>2026-06-11</w:t>
       </w:r>
       <w:r>
         <w:t xml:space="preserve"> </w:t>

--- a/fåglar/A 9807-2026 prioriterade fågelarter.docx
+++ b/fåglar/A 9807-2026 prioriterade fågelarter.docx
@@ -519,7 +519,7 @@
     <w:p/>
     <w:p>
       <w:r>
-        <w:t>2026-06-11</w:t>
+        <w:t>2026-06-12</w:t>
       </w:r>
       <w:r>
         <w:t xml:space="preserve"> </w:t>

--- a/fåglar/A 9807-2026 prioriterade fågelarter.docx
+++ b/fåglar/A 9807-2026 prioriterade fågelarter.docx
@@ -519,7 +519,7 @@
     <w:p/>
     <w:p>
       <w:r>
-        <w:t>2026-06-12</w:t>
+        <w:t>2026-06-13</w:t>
       </w:r>
       <w:r>
         <w:t xml:space="preserve"> </w:t>

--- a/fåglar/A 9807-2026 prioriterade fågelarter.docx
+++ b/fåglar/A 9807-2026 prioriterade fågelarter.docx
@@ -519,7 +519,7 @@
     <w:p/>
     <w:p>
       <w:r>
-        <w:t>2026-06-13</w:t>
+        <w:t>2026-06-14</w:t>
       </w:r>
       <w:r>
         <w:t xml:space="preserve"> </w:t>

--- a/fåglar/A 9807-2026 prioriterade fågelarter.docx
+++ b/fåglar/A 9807-2026 prioriterade fågelarter.docx
@@ -519,7 +519,7 @@
     <w:p/>
     <w:p>
       <w:r>
-        <w:t>2026-06-15</w:t>
+        <w:t>2026-06-16</w:t>
       </w:r>
       <w:r>
         <w:t xml:space="preserve"> </w:t>

--- a/fåglar/A 9807-2026 prioriterade fågelarter.docx
+++ b/fåglar/A 9807-2026 prioriterade fågelarter.docx
@@ -519,7 +519,7 @@
     <w:p/>
     <w:p>
       <w:r>
-        <w:t>2026-06-16</w:t>
+        <w:t>2026-06-17</w:t>
       </w:r>
       <w:r>
         <w:t xml:space="preserve"> </w:t>

--- a/fåglar/A 9807-2026 prioriterade fågelarter.docx
+++ b/fåglar/A 9807-2026 prioriterade fågelarter.docx
@@ -519,7 +519,7 @@
     <w:p/>
     <w:p>
       <w:r>
-        <w:t>2026-06-17</w:t>
+        <w:t>2026-06-18</w:t>
       </w:r>
       <w:r>
         <w:t xml:space="preserve"> </w:t>

--- a/fåglar/A 9807-2026 prioriterade fågelarter.docx
+++ b/fåglar/A 9807-2026 prioriterade fågelarter.docx
@@ -519,7 +519,7 @@
     <w:p/>
     <w:p>
       <w:r>
-        <w:t>2026-06-18</w:t>
+        <w:t>2026-06-19</w:t>
       </w:r>
       <w:r>
         <w:t xml:space="preserve"> </w:t>

--- a/fåglar/A 9807-2026 prioriterade fågelarter.docx
+++ b/fåglar/A 9807-2026 prioriterade fågelarter.docx
@@ -519,7 +519,7 @@
     <w:p/>
     <w:p>
       <w:r>
-        <w:t>2026-06-19</w:t>
+        <w:t>2026-06-20</w:t>
       </w:r>
       <w:r>
         <w:t xml:space="preserve"> </w:t>

--- a/fåglar/A 9807-2026 prioriterade fågelarter.docx
+++ b/fåglar/A 9807-2026 prioriterade fågelarter.docx
@@ -519,7 +519,7 @@
     <w:p/>
     <w:p>
       <w:r>
-        <w:t>2026-06-20</w:t>
+        <w:t>2026-06-21</w:t>
       </w:r>
       <w:r>
         <w:t xml:space="preserve"> </w:t>

--- a/fåglar/A 9807-2026 prioriterade fågelarter.docx
+++ b/fåglar/A 9807-2026 prioriterade fågelarter.docx
@@ -519,7 +519,7 @@
     <w:p/>
     <w:p>
       <w:r>
-        <w:t>2026-06-21</w:t>
+        <w:t>2026-06-22</w:t>
       </w:r>
       <w:r>
         <w:t xml:space="preserve"> </w:t>

--- a/fåglar/A 9807-2026 prioriterade fågelarter.docx
+++ b/fåglar/A 9807-2026 prioriterade fågelarter.docx
@@ -82,13 +82,13 @@
         <w:t xml:space="preserve"> av </w:t>
       </w:r>
       <w:r>
-        <w:t>grönsiska, järnsparv och kungsfågel</w:t>
+        <w:t>järnsparv</w:t>
       </w:r>
       <w:r>
         <w:t xml:space="preserve">. </w:t>
       </w:r>
       <w:r>
-        <w:t>Dessa är prioriterade arter</w:t>
+        <w:t>Detta är en prioriterad art</w:t>
       </w:r>
       <w:r>
         <w:rPr>
@@ -118,7 +118,7 @@
         <w:t xml:space="preserve"> för hänsyn till</w:t>
       </w:r>
       <w:r>
-        <w:t xml:space="preserve"> dessa arter</w:t>
+        <w:t xml:space="preserve"> denna art</w:t>
       </w:r>
       <w:r>
         <w:t>.</w:t>
@@ -130,7 +130,7 @@
         <w:t>Det avverkningsanmälda området hyser miljöer lämpliga för</w:t>
       </w:r>
       <w:r>
-        <w:t xml:space="preserve"> arterna</w:t>
+        <w:t xml:space="preserve"> arten</w:t>
       </w:r>
       <w:r>
         <w:t>.</w:t>
@@ -217,7 +217,7 @@
           <w:rFonts w:asciiTheme="minorHAnsi" w:hAnsiTheme="minorHAnsi" w:cstheme="minorBidi"/>
           <w:lang w:eastAsia="en-US"/>
         </w:rPr>
-        <w:t>grönsiska, järnsparv och kungsfågel</w:t>
+        <w:t>järnsparv</w:t>
       </w:r>
       <w:r>
         <w:rPr>
@@ -519,7 +519,7 @@
     <w:p/>
     <w:p>
       <w:r>
-        <w:t>2026-06-22</w:t>
+        <w:t>2026-06-23</w:t>
       </w:r>
       <w:r>
         <w:t xml:space="preserve"> </w:t>

--- a/fåglar/A 9807-2026 prioriterade fågelarter.docx
+++ b/fåglar/A 9807-2026 prioriterade fågelarter.docx
@@ -519,7 +519,7 @@
     <w:p/>
     <w:p>
       <w:r>
-        <w:t>2026-06-23</w:t>
+        <w:t>2026-06-24</w:t>
       </w:r>
       <w:r>
         <w:t xml:space="preserve"> </w:t>

--- a/fåglar/A 9807-2026 prioriterade fågelarter.docx
+++ b/fåglar/A 9807-2026 prioriterade fågelarter.docx
@@ -519,7 +519,7 @@
     <w:p/>
     <w:p>
       <w:r>
-        <w:t>2026-06-24</w:t>
+        <w:t>2026-06-25</w:t>
       </w:r>
       <w:r>
         <w:t xml:space="preserve"> </w:t>

--- a/fåglar/A 9807-2026 prioriterade fågelarter.docx
+++ b/fåglar/A 9807-2026 prioriterade fågelarter.docx
@@ -519,7 +519,7 @@
     <w:p/>
     <w:p>
       <w:r>
-        <w:t>2026-06-25</w:t>
+        <w:t>2026-06-26</w:t>
       </w:r>
       <w:r>
         <w:t xml:space="preserve"> </w:t>

--- a/fåglar/A 9807-2026 prioriterade fågelarter.docx
+++ b/fåglar/A 9807-2026 prioriterade fågelarter.docx
@@ -519,7 +519,7 @@
     <w:p/>
     <w:p>
       <w:r>
-        <w:t>2026-06-26</w:t>
+        <w:t>2026-06-27</w:t>
       </w:r>
       <w:r>
         <w:t xml:space="preserve"> </w:t>

--- a/fåglar/A 9807-2026 prioriterade fågelarter.docx
+++ b/fåglar/A 9807-2026 prioriterade fågelarter.docx
@@ -519,7 +519,7 @@
     <w:p/>
     <w:p>
       <w:r>
-        <w:t>2026-06-27</w:t>
+        <w:t>2026-06-28</w:t>
       </w:r>
       <w:r>
         <w:t xml:space="preserve"> </w:t>

--- a/fåglar/A 9807-2026 prioriterade fågelarter.docx
+++ b/fåglar/A 9807-2026 prioriterade fågelarter.docx
@@ -519,7 +519,7 @@
     <w:p/>
     <w:p>
       <w:r>
-        <w:t>2026-06-28</w:t>
+        <w:t>2026-06-29</w:t>
       </w:r>
       <w:r>
         <w:t xml:space="preserve"> </w:t>

--- a/fåglar/A 9807-2026 prioriterade fågelarter.docx
+++ b/fåglar/A 9807-2026 prioriterade fågelarter.docx
@@ -519,7 +519,7 @@
     <w:p/>
     <w:p>
       <w:r>
-        <w:t>2026-06-29</w:t>
+        <w:t>2026-06-30</w:t>
       </w:r>
       <w:r>
         <w:t xml:space="preserve"> </w:t>

--- a/fåglar/A 9807-2026 prioriterade fågelarter.docx
+++ b/fåglar/A 9807-2026 prioriterade fågelarter.docx
@@ -519,7 +519,7 @@
     <w:p/>
     <w:p>
       <w:r>
-        <w:t>2026-06-30</w:t>
+        <w:t>2026-07-01</w:t>
       </w:r>
       <w:r>
         <w:t xml:space="preserve"> </w:t>

--- a/fåglar/A 9807-2026 prioriterade fågelarter.docx
+++ b/fåglar/A 9807-2026 prioriterade fågelarter.docx
@@ -519,7 +519,7 @@
     <w:p/>
     <w:p>
       <w:r>
-        <w:t>2026-07-01</w:t>
+        <w:t>2026-07-02</w:t>
       </w:r>
       <w:r>
         <w:t xml:space="preserve"> </w:t>

--- a/fåglar/A 9807-2026 prioriterade fågelarter.docx
+++ b/fåglar/A 9807-2026 prioriterade fågelarter.docx
@@ -519,7 +519,7 @@
     <w:p/>
     <w:p>
       <w:r>
-        <w:t>2026-07-13</w:t>
+        <w:t>2026-07-14</w:t>
       </w:r>
       <w:r>
         <w:t xml:space="preserve"> </w:t>

--- a/fåglar/A 9807-2026 prioriterade fågelarter.docx
+++ b/fåglar/A 9807-2026 prioriterade fågelarter.docx
@@ -519,7 +519,7 @@
     <w:p/>
     <w:p>
       <w:r>
-        <w:t>2026-07-14</w:t>
+        <w:t>2026-07-15</w:t>
       </w:r>
       <w:r>
         <w:t xml:space="preserve"> </w:t>

--- a/fåglar/A 9807-2026 prioriterade fågelarter.docx
+++ b/fåglar/A 9807-2026 prioriterade fågelarter.docx
@@ -519,7 +519,7 @@
     <w:p/>
     <w:p>
       <w:r>
-        <w:t>2026-07-15</w:t>
+        <w:t>2026-07-16</w:t>
       </w:r>
       <w:r>
         <w:t xml:space="preserve"> </w:t>

--- a/fåglar/A 9807-2026 prioriterade fågelarter.docx
+++ b/fåglar/A 9807-2026 prioriterade fågelarter.docx
@@ -519,7 +519,7 @@
     <w:p/>
     <w:p>
       <w:r>
-        <w:t>2026-07-16</w:t>
+        <w:t>2026-07-17</w:t>
       </w:r>
       <w:r>
         <w:t xml:space="preserve"> </w:t>

--- a/fåglar/A 9807-2026 prioriterade fågelarter.docx
+++ b/fåglar/A 9807-2026 prioriterade fågelarter.docx
@@ -519,7 +519,7 @@
     <w:p/>
     <w:p>
       <w:r>
-        <w:t>2026-07-17</w:t>
+        <w:t>2026-07-18</w:t>
       </w:r>
       <w:r>
         <w:t xml:space="preserve"> </w:t>

--- a/fåglar/A 9807-2026 prioriterade fågelarter.docx
+++ b/fåglar/A 9807-2026 prioriterade fågelarter.docx
@@ -519,7 +519,7 @@
     <w:p/>
     <w:p>
       <w:r>
-        <w:t>2026-07-18</w:t>
+        <w:t>2026-07-19</w:t>
       </w:r>
       <w:r>
         <w:t xml:space="preserve"> </w:t>

--- a/fåglar/A 9807-2026 prioriterade fågelarter.docx
+++ b/fåglar/A 9807-2026 prioriterade fågelarter.docx
@@ -519,7 +519,7 @@
     <w:p/>
     <w:p>
       <w:r>
-        <w:t>2026-07-19</w:t>
+        <w:t>2026-07-20</w:t>
       </w:r>
       <w:r>
         <w:t xml:space="preserve"> </w:t>

--- a/fåglar/A 9807-2026 prioriterade fågelarter.docx
+++ b/fåglar/A 9807-2026 prioriterade fågelarter.docx
@@ -519,7 +519,7 @@
     <w:p/>
     <w:p>
       <w:r>
-        <w:t>2026-07-20</w:t>
+        <w:t>2026-07-21</w:t>
       </w:r>
       <w:r>
         <w:t xml:space="preserve"> </w:t>

--- a/fåglar/A 9807-2026 prioriterade fågelarter.docx
+++ b/fåglar/A 9807-2026 prioriterade fågelarter.docx
@@ -519,7 +519,7 @@
     <w:p/>
     <w:p>
       <w:r>
-        <w:t>2026-07-21</w:t>
+        <w:t>2026-07-22</w:t>
       </w:r>
       <w:r>
         <w:t xml:space="preserve"> </w:t>

--- a/fåglar/A 9807-2026 prioriterade fågelarter.docx
+++ b/fåglar/A 9807-2026 prioriterade fågelarter.docx
@@ -519,7 +519,7 @@
     <w:p/>
     <w:p>
       <w:r>
-        <w:t>2026-07-22</w:t>
+        <w:t>2026-07-23</w:t>
       </w:r>
       <w:r>
         <w:t xml:space="preserve"> </w:t>

--- a/fåglar/A 9807-2026 prioriterade fågelarter.docx
+++ b/fåglar/A 9807-2026 prioriterade fågelarter.docx
@@ -519,7 +519,7 @@
     <w:p/>
     <w:p>
       <w:r>
-        <w:t>2026-07-23</w:t>
+        <w:t>2026-07-24</w:t>
       </w:r>
       <w:r>
         <w:t xml:space="preserve"> </w:t>

--- a/fåglar/A 9807-2026 prioriterade fågelarter.docx
+++ b/fåglar/A 9807-2026 prioriterade fågelarter.docx
@@ -519,7 +519,7 @@
     <w:p/>
     <w:p>
       <w:r>
-        <w:t>2026-08-14</w:t>
+        <w:t>2026-08-15</w:t>
       </w:r>
       <w:r>
         <w:t xml:space="preserve"> </w:t>

--- a/fåglar/A 9807-2026 prioriterade fågelarter.docx
+++ b/fåglar/A 9807-2026 prioriterade fågelarter.docx
@@ -519,7 +519,7 @@
     <w:p/>
     <w:p>
       <w:r>
-        <w:t>2026-08-15</w:t>
+        <w:t>2026-08-16</w:t>
       </w:r>
       <w:r>
         <w:t xml:space="preserve"> </w:t>

--- a/fåglar/A 9807-2026 prioriterade fågelarter.docx
+++ b/fåglar/A 9807-2026 prioriterade fågelarter.docx
@@ -519,7 +519,7 @@
     <w:p/>
     <w:p>
       <w:r>
-        <w:t>2026-08-16</w:t>
+        <w:t>2026-08-17</w:t>
       </w:r>
       <w:r>
         <w:t xml:space="preserve"> </w:t>

--- a/fåglar/A 9807-2026 prioriterade fågelarter.docx
+++ b/fåglar/A 9807-2026 prioriterade fågelarter.docx
@@ -519,7 +519,7 @@
     <w:p/>
     <w:p>
       <w:r>
-        <w:t>2026-08-17</w:t>
+        <w:t>2026-08-18</w:t>
       </w:r>
       <w:r>
         <w:t xml:space="preserve"> </w:t>

--- a/fåglar/A 9807-2026 prioriterade fågelarter.docx
+++ b/fåglar/A 9807-2026 prioriterade fågelarter.docx
@@ -519,7 +519,7 @@
     <w:p/>
     <w:p>
       <w:r>
-        <w:t>2026-08-18</w:t>
+        <w:t>2026-08-19</w:t>
       </w:r>
       <w:r>
         <w:t xml:space="preserve"> </w:t>

--- a/fåglar/A 9807-2026 prioriterade fågelarter.docx
+++ b/fåglar/A 9807-2026 prioriterade fågelarter.docx
@@ -519,7 +519,7 @@
     <w:p/>
     <w:p>
       <w:r>
-        <w:t>2026-08-19</w:t>
+        <w:t>2026-08-20</w:t>
       </w:r>
       <w:r>
         <w:t xml:space="preserve"> </w:t>

--- a/fåglar/A 9807-2026 prioriterade fågelarter.docx
+++ b/fåglar/A 9807-2026 prioriterade fågelarter.docx
@@ -519,7 +519,7 @@
     <w:p/>
     <w:p>
       <w:r>
-        <w:t>2026-08-20</w:t>
+        <w:t>2026-08-21</w:t>
       </w:r>
       <w:r>
         <w:t xml:space="preserve"> </w:t>

--- a/fåglar/A 9807-2026 prioriterade fågelarter.docx
+++ b/fåglar/A 9807-2026 prioriterade fågelarter.docx
@@ -519,7 +519,7 @@
     <w:p/>
     <w:p>
       <w:r>
-        <w:t>2026-08-21</w:t>
+        <w:t>2026-08-22</w:t>
       </w:r>
       <w:r>
         <w:t xml:space="preserve"> </w:t>

--- a/fåglar/A 9807-2026 prioriterade fågelarter.docx
+++ b/fåglar/A 9807-2026 prioriterade fågelarter.docx
@@ -519,7 +519,7 @@
     <w:p/>
     <w:p>
       <w:r>
-        <w:t>2026-08-22</w:t>
+        <w:t>2026-08-23</w:t>
       </w:r>
       <w:r>
         <w:t xml:space="preserve"> </w:t>

--- a/fåglar/A 9807-2026 prioriterade fågelarter.docx
+++ b/fåglar/A 9807-2026 prioriterade fågelarter.docx
@@ -519,7 +519,7 @@
     <w:p/>
     <w:p>
       <w:r>
-        <w:t>2026-08-23</w:t>
+        <w:t>2026-08-24</w:t>
       </w:r>
       <w:r>
         <w:t xml:space="preserve"> </w:t>

--- a/fåglar/A 9807-2026 prioriterade fågelarter.docx
+++ b/fåglar/A 9807-2026 prioriterade fågelarter.docx
@@ -519,7 +519,7 @@
     <w:p/>
     <w:p>
       <w:r>
-        <w:t>2026-08-24</w:t>
+        <w:t>2026-08-25</w:t>
       </w:r>
       <w:r>
         <w:t xml:space="preserve"> </w:t>

--- a/fåglar/A 9807-2026 prioriterade fågelarter.docx
+++ b/fåglar/A 9807-2026 prioriterade fågelarter.docx
@@ -519,7 +519,7 @@
     <w:p/>
     <w:p>
       <w:r>
-        <w:t>2026-08-25</w:t>
+        <w:t>2026-08-26</w:t>
       </w:r>
       <w:r>
         <w:t xml:space="preserve"> </w:t>

--- a/fåglar/A 9807-2026 prioriterade fågelarter.docx
+++ b/fåglar/A 9807-2026 prioriterade fågelarter.docx
@@ -519,7 +519,7 @@
     <w:p/>
     <w:p>
       <w:r>
-        <w:t>2026-08-26</w:t>
+        <w:t>2026-08-27</w:t>
       </w:r>
       <w:r>
         <w:t xml:space="preserve"> </w:t>

--- a/fåglar/A 9807-2026 prioriterade fågelarter.docx
+++ b/fåglar/A 9807-2026 prioriterade fågelarter.docx
@@ -519,7 +519,7 @@
     <w:p/>
     <w:p>
       <w:r>
-        <w:t>2026-08-27</w:t>
+        <w:t>2026-08-28</w:t>
       </w:r>
       <w:r>
         <w:t xml:space="preserve"> </w:t>

--- a/fåglar/A 9807-2026 prioriterade fågelarter.docx
+++ b/fåglar/A 9807-2026 prioriterade fågelarter.docx
@@ -519,7 +519,7 @@
     <w:p/>
     <w:p>
       <w:r>
-        <w:t>2026-08-28</w:t>
+        <w:t>2026-08-29</w:t>
       </w:r>
       <w:r>
         <w:t xml:space="preserve"> </w:t>

--- a/fåglar/A 9807-2026 prioriterade fågelarter.docx
+++ b/fåglar/A 9807-2026 prioriterade fågelarter.docx
@@ -519,7 +519,7 @@
     <w:p/>
     <w:p>
       <w:r>
-        <w:t>2026-08-29</w:t>
+        <w:t>2026-08-31</w:t>
       </w:r>
       <w:r>
         <w:t xml:space="preserve"> </w:t>

--- a/fåglar/A 9807-2026 prioriterade fågelarter.docx
+++ b/fåglar/A 9807-2026 prioriterade fågelarter.docx
@@ -519,7 +519,7 @@
     <w:p/>
     <w:p>
       <w:r>
-        <w:t>2026-08-31</w:t>
+        <w:t>2026-09-01</w:t>
       </w:r>
       <w:r>
         <w:t xml:space="preserve"> </w:t>

--- a/fåglar/A 9807-2026 prioriterade fågelarter.docx
+++ b/fåglar/A 9807-2026 prioriterade fågelarter.docx
@@ -519,7 +519,7 @@
     <w:p/>
     <w:p>
       <w:r>
-        <w:t>2026-09-01</w:t>
+        <w:t>2026-09-02</w:t>
       </w:r>
       <w:r>
         <w:t xml:space="preserve"> </w:t>

--- a/fåglar/A 9807-2026 prioriterade fågelarter.docx
+++ b/fåglar/A 9807-2026 prioriterade fågelarter.docx
@@ -519,7 +519,7 @@
     <w:p/>
     <w:p>
       <w:r>
-        <w:t>2026-09-02</w:t>
+        <w:t>2026-09-03</w:t>
       </w:r>
       <w:r>
         <w:t xml:space="preserve"> </w:t>

--- a/fåglar/A 9807-2026 prioriterade fågelarter.docx
+++ b/fåglar/A 9807-2026 prioriterade fågelarter.docx
@@ -519,7 +519,7 @@
     <w:p/>
     <w:p>
       <w:r>
-        <w:t>2026-09-03</w:t>
+        <w:t>2026-09-04</w:t>
       </w:r>
       <w:r>
         <w:t xml:space="preserve"> </w:t>

--- a/fåglar/A 9807-2026 prioriterade fågelarter.docx
+++ b/fåglar/A 9807-2026 prioriterade fågelarter.docx
@@ -519,7 +519,7 @@
     <w:p/>
     <w:p>
       <w:r>
-        <w:t>2026-09-04</w:t>
+        <w:t>2026-09-05</w:t>
       </w:r>
       <w:r>
         <w:t xml:space="preserve"> </w:t>

--- a/fåglar/A 9807-2026 prioriterade fågelarter.docx
+++ b/fåglar/A 9807-2026 prioriterade fågelarter.docx
@@ -519,7 +519,7 @@
     <w:p/>
     <w:p>
       <w:r>
-        <w:t>2026-09-05</w:t>
+        <w:t>2026-09-06</w:t>
       </w:r>
       <w:r>
         <w:t xml:space="preserve"> </w:t>

--- a/fåglar/A 9807-2026 prioriterade fågelarter.docx
+++ b/fåglar/A 9807-2026 prioriterade fågelarter.docx
@@ -519,7 +519,7 @@
     <w:p/>
     <w:p>
       <w:r>
-        <w:t>2026-09-06</w:t>
+        <w:t>2026-09-07</w:t>
       </w:r>
       <w:r>
         <w:t xml:space="preserve"> </w:t>

--- a/fåglar/A 9807-2026 prioriterade fågelarter.docx
+++ b/fåglar/A 9807-2026 prioriterade fågelarter.docx
@@ -519,7 +519,7 @@
     <w:p/>
     <w:p>
       <w:r>
-        <w:t>2026-09-07</w:t>
+        <w:t>2026-09-08</w:t>
       </w:r>
       <w:r>
         <w:t xml:space="preserve"> </w:t>

--- a/fåglar/A 9807-2026 prioriterade fågelarter.docx
+++ b/fåglar/A 9807-2026 prioriterade fågelarter.docx
@@ -519,7 +519,7 @@
     <w:p/>
     <w:p>
       <w:r>
-        <w:t>2026-09-08</w:t>
+        <w:t>2026-09-09</w:t>
       </w:r>
       <w:r>
         <w:t xml:space="preserve"> </w:t>

--- a/fåglar/A 9807-2026 prioriterade fågelarter.docx
+++ b/fåglar/A 9807-2026 prioriterade fågelarter.docx
@@ -519,7 +519,7 @@
     <w:p/>
     <w:p>
       <w:r>
-        <w:t>2026-09-09</w:t>
+        <w:t>2026-09-10</w:t>
       </w:r>
       <w:r>
         <w:t xml:space="preserve"> </w:t>

--- a/fåglar/A 9807-2026 prioriterade fågelarter.docx
+++ b/fåglar/A 9807-2026 prioriterade fågelarter.docx
@@ -519,7 +519,7 @@
     <w:p/>
     <w:p>
       <w:r>
-        <w:t>2026-09-10</w:t>
+        <w:t>2026-09-11</w:t>
       </w:r>
       <w:r>
         <w:t xml:space="preserve"> </w:t>

--- a/fåglar/A 9807-2026 prioriterade fågelarter.docx
+++ b/fåglar/A 9807-2026 prioriterade fågelarter.docx
@@ -519,7 +519,7 @@
     <w:p/>
     <w:p>
       <w:r>
-        <w:t>2026-09-11</w:t>
+        <w:t>2026-09-12</w:t>
       </w:r>
       <w:r>
         <w:t xml:space="preserve"> </w:t>

--- a/fåglar/A 9807-2026 prioriterade fågelarter.docx
+++ b/fåglar/A 9807-2026 prioriterade fågelarter.docx
@@ -519,7 +519,7 @@
     <w:p/>
     <w:p>
       <w:r>
-        <w:t>2026-09-12</w:t>
+        <w:t>2026-09-13</w:t>
       </w:r>
       <w:r>
         <w:t xml:space="preserve"> </w:t>
